--- a/docs/publications/aan-training-program/AAN_Book_02_Module.docx
+++ b/docs/publications/aan-training-program/AAN_Book_02_Module.docx
@@ -10,7 +10,7 @@
         <w:rPr>
           <w:color w:val="0D1B2E"/>
         </w:rPr>
-        <w:t>Book 02 — Network Modernization</w:t>
+        <w:t>Book 02 — Network Access Control: 802.1X</w:t>
       </w:r>
     </w:p>
     <w:p>
@@ -20,7 +20,7 @@
           <w:color w:val="5A5A5A"/>
           <w:sz w:val="24"/>
         </w:rPr>
-        <w:t>AAN module: from mainframe to application-aware modernization (SD-WAN · SASE · the four principles)</w:t>
+        <w:t>AAN module: device identity at the port — EAP-TLS, NPS, the five-tier VLAN model, and posture-driven CoA</w:t>
       </w:r>
     </w:p>
     <w:p>
@@ -47,7 +47,7 @@
         <w:rPr>
           <w:sz w:val="22"/>
         </w:rPr>
-        <w:t xml:space="preserve"> Book_02 Network Modernization &lt;https://github.com/WhalerMike/uiao/blob/main/inbox/Application%20Aware%20Networking/Book_02_Federal_Application_Aware_Networking_Network_Modernization.qmd&gt; · </w:t>
+        <w:t xml:space="preserve"> Book_02 Network Access Control 802.1X &lt;https://github.com/WhalerMike/uiao/blob/main/inbox/Application%20Aware%20Networking/Book_02_FedAAN_Network_Access_Control_802_1X.qmd&gt; · </w:t>
       </w:r>
       <w:r>
         <w:rPr>
@@ -60,7 +60,7 @@
         <w:rPr>
           <w:sz w:val="22"/>
         </w:rPr>
-        <w:t xml:space="preserve"> 3 — network (KSI-CNA, SC-8 / CA-7) · </w:t>
+        <w:t xml:space="preserve"> — (KSI-CMT / KSI-IAM themes; slot binding pending the adapter mapping refresh) · </w:t>
       </w:r>
       <w:r>
         <w:rPr>
@@ -73,7 +73,7 @@
         <w:rPr>
           <w:sz w:val="22"/>
         </w:rPr>
-        <w:t xml:space="preserve"> A3, B2</w:t>
+        <w:t xml:space="preserve"> A5 context, B2</w:t>
       </w:r>
     </w:p>
     <w:p>
@@ -95,20 +95,27 @@
         <w:rPr>
           <w:sz w:val="22"/>
         </w:rPr>
-        <w:t xml:space="preserve">A narrative history in four acts of how federal IT lost its single source of truth — mainframe centralization, 1990s decentralization into regional silos, security stacking that broke session-based Kerberos, and the multi-cloud breaking point — pivoting on one sentence: </w:t>
+        <w:t xml:space="preserve">Closes the </w:t>
       </w:r>
       <w:r>
         <w:rPr>
           <w:b/>
           <w:sz w:val="22"/>
         </w:rPr>
-        <w:t>Active Directory conflated the directory (truth) with the domain controller (in-path enforcer)</w:t>
+        <w:t>device identity gap</w:t>
       </w:r>
       <w:r>
         <w:rPr>
           <w:sz w:val="22"/>
         </w:rPr>
-        <w:t>. Thesis: restore SSOT, adopt application-aware networking, move to token-based identity, and govern actively — physics and zero-trust mandates make the perimeter/session model unrecoverable.</w:t>
+        <w:t xml:space="preserve">: user identity alone says nothing about what hardware just plugged into the wall jack. The book builds port- and SSID-level admission control — 802.1X with EAP-TLS against an NPS RADIUS tier, Intune SCEP-issued device certificates, a five-tier VLAN policy structure, MAB confined to documented guest/IoT exceptions, and Intune compliance as the posture signal enforced in real time via RADIUS Change of Authorization. Thesis: </w:t>
+      </w:r>
+      <w:r>
+        <w:rPr>
+          <w:b/>
+          <w:sz w:val="22"/>
+        </w:rPr>
+        <w:t>the physical port is an identity-plane enforcement point, and the same certificate substrate that authenticates users must authenticate devices before they get a VLAN at all.</w:t>
       </w:r>
     </w:p>
     <w:p>
@@ -130,7 +137,7 @@
         <w:rPr>
           <w:sz w:val="22"/>
         </w:rPr>
-        <w:t>Compute the speed-of-light propagation floor (e.g., Portland–Washington ≈ 5,400 km fiber ≈ 27 ms one-way) and explain why bandwidth cannot fix latency.</w:t>
+        <w:t>Explain why user authentication alone leaves the physical-access gap, and how the voice-VLAN precedent already normalized per-device network decisions.</w:t>
       </w:r>
     </w:p>
     <w:p>
@@ -141,7 +148,7 @@
         <w:rPr>
           <w:sz w:val="22"/>
         </w:rPr>
-        <w:t>Explain the two independent session killers — latency exceeding protocol timeouts, and asymmetric routing breaking stateful inspection — and how SD-WAN overlay tunnels remove asymmetry.</w:t>
+        <w:t>Describe the authentication stack (supplicant → authenticator → RADIUS) and justify EAP-TLS over credential-based EAP methods for federal use.</w:t>
       </w:r>
     </w:p>
     <w:p>
@@ -152,7 +159,7 @@
         <w:rPr>
           <w:sz w:val="22"/>
         </w:rPr>
-        <w:t>Contrast packet-level (five-tuple) with application-aware enforcement (user, device posture, app, data, context) and name the NIST controls only the latter satisfies.</w:t>
+        <w:t>Design the NPS RADIUS tier and the 802.1X port configuration (IOS-XE reference) including re-authentication and session timeout behavior.</w:t>
       </w:r>
     </w:p>
     <w:p>
@@ -163,7 +170,7 @@
         <w:rPr>
           <w:sz w:val="22"/>
         </w:rPr>
-        <w:t>Articulate why DIA alone satisfies zero NIST controls and which SASE/SD-WAN components close AC-4, SC-7, SC-8, SI-3, SI-4, AU-2/12, CA-7.</w:t>
+        <w:t>Stand up Intune SCEP device-certificate enrollment against the issuing CA, and state the revocation story for machine certs.</w:t>
       </w:r>
     </w:p>
     <w:p>
@@ -174,7 +181,7 @@
         <w:rPr>
           <w:sz w:val="22"/>
         </w:rPr>
-        <w:t>Compare transports (MPLS hairpin, DIA, 5G MEC/CUPS, LEO satellite) and explain active-active multipath, FEC, and resequencing.</w:t>
+        <w:t>Apply the five-tier NAC policy structure — production, remediation, quarantine VLANs, plus MAB-profiled guest/IoT — and defend MAB as a logged exception, never a default.</w:t>
       </w:r>
     </w:p>
     <w:p>
@@ -185,7 +192,18 @@
         <w:rPr>
           <w:sz w:val="22"/>
         </w:rPr>
-        <w:t>Place governance postures on the CISA ZTMM actuation ladder and identify gated actuation as the AO-signable federal standard.</w:t>
+        <w:t>Wire Intune compliance state into access decisions and trigger CoA to re-evaluate a live session when posture changes.</w:t>
+      </w:r>
+    </w:p>
+    <w:p>
+      <w:pPr>
+        <w:pStyle w:val="ListBullet"/>
+      </w:pPr>
+      <w:r>
+        <w:rPr>
+          <w:sz w:val="22"/>
+        </w:rPr>
+        <w:t>Extend the same model to wireless via WPA3-Enterprise, and to DHCP fingerprinting / IPAM-driven VLAN assignment through the Book 01 Infoblox layer.</w:t>
       </w:r>
     </w:p>
     <w:p>
@@ -207,7 +225,7 @@
         <w:rPr>
           <w:sz w:val="22"/>
         </w:rPr>
-        <w:t>Truth/enforcer conflation in Active Directory (the "one sentence").</w:t>
+        <w:t>Device identity vs. user identity; the federal physical-access reality.</w:t>
       </w:r>
     </w:p>
     <w:p>
@@ -218,7 +236,7 @@
         <w:rPr>
           <w:sz w:val="22"/>
         </w:rPr>
-        <w:t>The physics floor: fiber at ~200,000 km/s; LEO at ~550 km altitude (20–40 ms) vs. the old GEO 238 ms ruling.</w:t>
+        <w:t>EAP-TLS mutual certificate authentication; why password-carrying EAP methods fail the phishing-resistance bar.</w:t>
       </w:r>
     </w:p>
     <w:p>
@@ -229,7 +247,7 @@
         <w:rPr>
           <w:sz w:val="22"/>
         </w:rPr>
-        <w:t>"DIA is a pipe" — DIA enables compliance; AAN/SASE achieve it.</w:t>
+        <w:t>The certificate trust chain for devices (Book 03's hierarchy applied at the port) and SCEP enrollment through Intune.</w:t>
       </w:r>
     </w:p>
     <w:p>
@@ -240,7 +258,7 @@
         <w:rPr>
           <w:sz w:val="22"/>
         </w:rPr>
-        <w:t>The Four Principles of Application-Aware Modernization: SSOT, AAN, token identity, active governance.</w:t>
+        <w:t>Five-tier VLAN model: production / remediation / quarantine / voice / MAB-profiled exceptions.</w:t>
       </w:r>
     </w:p>
     <w:p>
@@ -251,7 +269,7 @@
         <w:rPr>
           <w:sz w:val="22"/>
         </w:rPr>
-        <w:t>Active Governance actuation ladder: Traditional → Initial → Advanced (gated) → Optimal.</w:t>
+        <w:t>RADIUS CoA as the real-time enforcement channel for posture changes.</w:t>
       </w:r>
     </w:p>
     <w:p>
@@ -262,7 +280,18 @@
         <w:rPr>
           <w:sz w:val="22"/>
         </w:rPr>
-        <w:t>FedRAMP 20x continuous machine-readable KSI evidence replacing periodic assessment.</w:t>
+        <w:t>RADIUS accounting into Sentinel; NAC analytics rules as slot-relevant telemetry.</w:t>
+      </w:r>
+    </w:p>
+    <w:p>
+      <w:pPr>
+        <w:pStyle w:val="ListBullet"/>
+      </w:pPr>
+      <w:r>
+        <w:rPr>
+          <w:sz w:val="22"/>
+        </w:rPr>
+        <w:t>The NAC → ZTNA continuum: the port decision and the Conditional Access decision are the same decision at different layers.</w:t>
       </w:r>
     </w:p>
     <w:p>
@@ -273,18 +302,79 @@
         <w:rPr>
           <w:color w:val="0D1B2E"/>
         </w:rPr>
-        <w:t>Reading sequence</w:t>
+        <w:t>Implementation sequence (phased, per the book)</w:t>
       </w:r>
     </w:p>
     <w:p>
       <w:pPr>
-        <w:spacing w:before="80" w:after="80"/>
+        <w:pStyle w:val="ListNumber"/>
       </w:pPr>
+      <w:r>
+        <w:rPr>
+          <w:b/>
+          <w:sz w:val="22"/>
+        </w:rPr>
+        <w:t>Phase 1 — monitor mode (weeks 1–4):</w:t>
+      </w:r>
       <w:r>
         <w:rPr>
           <w:sz w:val="22"/>
         </w:rPr>
-        <w:t>Argument-shaped, not implementation-shaped: prologue (mainframe = truth + enforcement in one box) → Act 1 (decentralization distributes truth) → Act 2 (security stacking + physics break sessions) → Act 3 (multi-cloud fractures identity) → physics interlude (DIA, LEO, 5G, SD-WAN multipath) → Act 4 (the four principles mapped to federal mandates and FedRAMP 20x).</w:t>
+        <w:t xml:space="preserve"> 802.1X open/monitor on pilot switches; collect would-have-failed data; fix supplicants and cert coverage before anything blocks.</w:t>
+      </w:r>
+    </w:p>
+    <w:p>
+      <w:pPr>
+        <w:pStyle w:val="ListNumber"/>
+      </w:pPr>
+      <w:r>
+        <w:rPr>
+          <w:b/>
+          <w:sz w:val="22"/>
+        </w:rPr>
+        <w:t>Phase 2 — wired enforcement (weeks 5–10):</w:t>
+      </w:r>
+      <w:r>
+        <w:rPr>
+          <w:sz w:val="22"/>
+        </w:rPr>
+        <w:t xml:space="preserve"> promote pilot closets to enforce; remediation/quarantine VLANs live; MAB exceptions documented.</w:t>
+      </w:r>
+    </w:p>
+    <w:p>
+      <w:pPr>
+        <w:pStyle w:val="ListNumber"/>
+      </w:pPr>
+      <w:r>
+        <w:rPr>
+          <w:b/>
+          <w:sz w:val="22"/>
+        </w:rPr>
+        <w:t>Phase 3 — wireless enforcement (weeks 11–14):</w:t>
+      </w:r>
+      <w:r>
+        <w:rPr>
+          <w:sz w:val="22"/>
+        </w:rPr>
+        <w:t xml:space="preserve"> WPA3-Enterprise SSID cutover; retire PSK networks.</w:t>
+      </w:r>
+    </w:p>
+    <w:p>
+      <w:pPr>
+        <w:pStyle w:val="ListNumber"/>
+      </w:pPr>
+      <w:r>
+        <w:rPr>
+          <w:b/>
+          <w:sz w:val="22"/>
+        </w:rPr>
+        <w:t>Phase 4 — IoT segmentation and hardening (weeks 15–20):</w:t>
+      </w:r>
+      <w:r>
+        <w:rPr>
+          <w:sz w:val="22"/>
+        </w:rPr>
+        <w:t xml:space="preserve"> DHCP fingerprinting, IPAM-driven VLAN assignment, CoA-driven posture enforcement across the estate.</w:t>
       </w:r>
     </w:p>
     <w:p>
@@ -306,7 +396,29 @@
         <w:rPr>
           <w:sz w:val="22"/>
         </w:rPr>
-        <w:t>AC-4, SC-7, SC-8, SI-3, SI-4, AU-2/AU-12, CA-7, CM-8, SI-12, SC-20/SC-21. Frameworks: NIST SP 800-207, SP 800-63, SP 800-37 Rev 2; EO 14028; OMB M-22-09 §3/§4; BOD 25-01 (SCuBA); TIC 3.0 Use Cases E/F; CISA ZTMM v2.0; FedRAMP 20x Consolidated Rules.</w:t>
+        <w:t>IA-3 (+1) device identification and authentication; AC-3, AC-17, AC-19, AC-20 access enforcement surfaces; SC-7(3)(5) boundary/deny-by-default; CM-6, CM-7, CM-8 configuration and inventory; AU-11 accounting retention. FedRAMP 20x: KSI-CMT and KSI-IAM themes — the slot binding lands with the adapter mapping refresh.</w:t>
+      </w:r>
+    </w:p>
+    <w:p>
+      <w:pPr>
+        <w:pStyle w:val="Heading2"/>
+      </w:pPr>
+      <w:r>
+        <w:rPr>
+          <w:color w:val="0D1B2E"/>
+        </w:rPr>
+        <w:t>Prerequisites</w:t>
+      </w:r>
+    </w:p>
+    <w:p>
+      <w:pPr>
+        <w:spacing w:before="80" w:after="80"/>
+      </w:pPr>
+      <w:r>
+        <w:rPr>
+          <w:sz w:val="22"/>
+        </w:rPr>
+        <w:t>Book 01 (the DDI/IPAM layer NAC assigns into); Book 03 is read next but its certificate hierarchy is the trust anchor this book consumes — skim its trust-chain section first if certificates are new to you. Basic switching/CLI familiarity.</w:t>
       </w:r>
     </w:p>
     <w:p>
@@ -328,7 +440,7 @@
         <w:rPr>
           <w:sz w:val="22"/>
         </w:rPr>
-        <w:t>Physics calculator: compute propagation floors for agency city pairs over fiber vs. LEO and compare against measured MPLS-hairpin latency.</w:t>
+        <w:t>Configure one switch port pair in monitor mode against a lab NPS; review the would-have-failed log and produce the pre-enforcement readiness report.</w:t>
       </w:r>
     </w:p>
     <w:p>
@@ -339,7 +451,7 @@
         <w:rPr>
           <w:sz w:val="22"/>
         </w:rPr>
-        <w:t>Asymmetric-routing demo: two-path lab with a stateful firewall on one path; observe SYN-ACK drops, then tunnel both directions through one overlay endpoint.</w:t>
+        <w:t>Issue a device certificate via an Intune SCEP profile, complete an EAP-TLS authentication, then revoke and watch the re-auth fail into the quarantine VLAN.</w:t>
       </w:r>
     </w:p>
     <w:p>
@@ -350,7 +462,7 @@
         <w:rPr>
           <w:sz w:val="22"/>
         </w:rPr>
-        <w:t>Policy translation: rewrite five-tuple firewall rules as application-aware policies and map each to the NIST control it newly satisfies.</w:t>
+        <w:t>Flip a device out of Intune compliance and verify CoA moves the live session to remediation without waiting for re-authentication.</w:t>
       </w:r>
     </w:p>
     <w:p>
@@ -372,7 +484,7 @@
         <w:rPr>
           <w:sz w:val="22"/>
         </w:rPr>
-        <w:t>Concluding "DIA solved the network problem" — connectivity without the control stack is not compliance.</w:t>
+        <w:t>Skipping monitor mode and enforcing on day one — the classic NAC-lockout failure; monitor-mode-first is non-negotiable.</w:t>
       </w:r>
     </w:p>
     <w:p>
@@ -383,7 +495,7 @@
         <w:rPr>
           <w:sz w:val="22"/>
         </w:rPr>
-        <w:t>Treating VPN as zero trust — a tunnel extends network-wide trust to any compromised endpoint inside it.</w:t>
+        <w:t>Letting MAB become the default path instead of a documented, inventoried exception — it silently converts NAC back to MAC filtering.</w:t>
       </w:r>
     </w:p>
     <w:p>
@@ -394,7 +506,7 @@
         <w:rPr>
           <w:sz w:val="22"/>
         </w:rPr>
-        <w:t>Deploying tokens atop fragmented directory trees without SSOT.</w:t>
+        <w:t>Certificate expiry as an availability event: device certs that expire without renewal automation take the fleet off the network.</w:t>
       </w:r>
     </w:p>
     <w:p>
@@ -405,7 +517,7 @@
         <w:rPr>
           <w:sz w:val="22"/>
         </w:rPr>
-        <w:t>Letting the governance plane become an in-path enforcer, or automating high-blast-radius actions that must remain human-gated.</w:t>
+        <w:t>Treating the voice VLAN as a security boundary rather than the precedent it is.</w:t>
       </w:r>
     </w:p>
     <w:p>
@@ -427,7 +539,7 @@
         <w:rPr>
           <w:sz w:val="22"/>
         </w:rPr>
-        <w:t>Cisco U. / NetAcad, Zscaler, Netskope, Fortinet / Palo Alto, AZ-700, AWS Skill Builder.</w:t>
+        <w:t>Cisco U / Networking Academy (ISE/NAC), SC-300, AZ-500 (Intune/Conditional Access side).</w:t>
       </w:r>
     </w:p>
     <w:p>
@@ -458,7 +570,7 @@
         <w:rPr>
           <w:sz w:val="22"/>
         </w:rPr>
-        <w:t xml:space="preserve"> Book 03 — Federal Telecommunications Modernization</w:t>
+        <w:t xml:space="preserve"> Book 03 — Certificates, Tokens &amp; Cryptographic Identity</w:t>
       </w:r>
     </w:p>
     <w:sectPr>
